--- a/docs/BITACORA_MARTES_2026-09-22.docx
+++ b/docs/BITACORA_MARTES_2026-09-22.docx
@@ -2340,7 +2340,7 @@
                 <w:b w:val="0"/>
                 <w:sz w:val="20"/>
               </w:rPr>
-              <w:t>—</w:t>
+              <w:t>Dispositivo simulado, reintento con memoria y consumo de la base (B-3, B-4 y B-5)</w:t>
             </w:r>
           </w:p>
         </w:tc>
@@ -2354,7 +2354,7 @@
                 <w:b w:val="0"/>
                 <w:sz w:val="20"/>
               </w:rPr>
-              <w:t>B-1 a B-5 (incluye el simulador del dispositivo, requisito del E2)</w:t>
+              <w:t>B-1 y B-2</w:t>
             </w:r>
           </w:p>
         </w:tc>
@@ -2835,7 +2835,691 @@
         <w:pStyle w:val="Heading1"/>
       </w:pPr>
       <w:r>
-        <w:t>8. Próximos pasos</w:t>
+        <w:t>8. El dispositivo simulado (lo que faltaba para el E2)</w:t>
+      </w:r>
+    </w:p>
+    <w:p>
+      <w:r>
+        <w:rPr>
+          <w:b w:val="0"/>
+          <w:sz w:val="22"/>
+        </w:rPr>
+        <w:t>El entregable E2 pide la aplicación contra la API publicada con **dispositivo</w:t>
+      </w:r>
+    </w:p>
+    <w:p>
+      <w:r>
+        <w:rPr>
+          <w:b w:val="0"/>
+          <w:sz w:val="22"/>
+        </w:rPr>
+        <w:t>simulado**: sin ESP32 construido, el camino automático de las lecturas quedaba sin</w:t>
+      </w:r>
+    </w:p>
+    <w:p>
+      <w:r>
+        <w:rPr>
+          <w:b w:val="0"/>
+          <w:sz w:val="22"/>
+        </w:rPr>
+        <w:t>demostrar. Se escribió scripts/simulador_dispositivo.py, que **ocupa el lugar del</w:t>
+      </w:r>
+    </w:p>
+    <w:p>
+      <w:r>
+        <w:rPr>
+          <w:b w:val="0"/>
+          <w:sz w:val="22"/>
+        </w:rPr>
+        <w:t>dispositivo**: se autentica con la clave del módulo de adquisición (X-Device-Key) y</w:t>
+      </w:r>
+    </w:p>
+    <w:p>
+      <w:r>
+        <w:rPr>
+          <w:b w:val="0"/>
+          <w:sz w:val="22"/>
+        </w:rPr>
+        <w:t>publica lecturas por el mismo endpoint, con el mismo cuerpo y la misma validación que</w:t>
+      </w:r>
+    </w:p>
+    <w:p>
+      <w:r>
+        <w:rPr>
+          <w:b w:val="0"/>
+          <w:sz w:val="22"/>
+        </w:rPr>
+        <w:t>usará el firmware, de modo que el servicio no distingue una lectura simulada de una</w:t>
+      </w:r>
+    </w:p>
+    <w:p>
+      <w:r>
+        <w:rPr>
+          <w:b w:val="0"/>
+          <w:sz w:val="22"/>
+        </w:rPr>
+        <w:t>real. La clave se lee del .env y nunca se imprime.</w:t>
+      </w:r>
+    </w:p>
+    <w:p>
+      <w:r>
+        <w:rPr>
+          <w:b w:val="0"/>
+          <w:sz w:val="22"/>
+        </w:rPr>
+        <w:t>Verificación 1 — envío normal y alerta. Contra el servicio local en modo de</w:t>
+      </w:r>
+    </w:p>
+    <w:p>
+      <w:r>
+        <w:rPr>
+          <w:b w:val="0"/>
+          <w:sz w:val="22"/>
+        </w:rPr>
+        <w:t>demostración (sin escribir en la base real), un ciclo de las siete variables con el pH</w:t>
+      </w:r>
+    </w:p>
+    <w:p>
+      <w:r>
+        <w:rPr>
+          <w:b w:val="0"/>
+          <w:sz w:val="22"/>
+        </w:rPr>
+        <w:t>forzado a 4,3:</w:t>
+      </w:r>
+    </w:p>
+    <w:tbl>
+      <w:tblPr>
+        <w:tblStyle w:val="TableGrid"/>
+        <w:tblW w:type="auto" w:w="0"/>
+        <w:jc w:val="center"/>
+        <w:tblLook w:firstColumn="1" w:firstRow="1" w:lastColumn="0" w:lastRow="0" w:noHBand="0" w:noVBand="1" w:val="04A0"/>
+      </w:tblPr>
+      <w:tblGrid>
+        <w:gridCol w:w="4320"/>
+        <w:gridCol w:w="4320"/>
+      </w:tblGrid>
+      <w:tr>
+        <w:tc>
+          <w:tcPr>
+            <w:tcW w:type="dxa" w:w="4320"/>
+          </w:tcPr>
+          <w:p>
+            <w:r>
+              <w:rPr>
+                <w:b/>
+                <w:sz w:val="20"/>
+              </w:rPr>
+              <w:t>Comprobación</w:t>
+            </w:r>
+          </w:p>
+        </w:tc>
+        <w:tc>
+          <w:tcPr>
+            <w:tcW w:type="dxa" w:w="4320"/>
+          </w:tcPr>
+          <w:p>
+            <w:r>
+              <w:rPr>
+                <w:b/>
+                <w:sz w:val="20"/>
+              </w:rPr>
+              <w:t>Resultado</w:t>
+            </w:r>
+          </w:p>
+        </w:tc>
+      </w:tr>
+      <w:tr>
+        <w:tc>
+          <w:tcPr>
+            <w:tcW w:type="dxa" w:w="4320"/>
+          </w:tcPr>
+          <w:p>
+            <w:r>
+              <w:rPr>
+                <w:b w:val="0"/>
+                <w:sz w:val="20"/>
+              </w:rPr>
+              <w:t>Lecturas almacenadas por el servicio</w:t>
+            </w:r>
+          </w:p>
+        </w:tc>
+        <w:tc>
+          <w:tcPr>
+            <w:tcW w:type="dxa" w:w="4320"/>
+          </w:tcPr>
+          <w:p>
+            <w:r>
+              <w:rPr>
+                <w:b w:val="0"/>
+                <w:sz w:val="20"/>
+              </w:rPr>
+              <w:t>7 de 7 (201)</w:t>
+            </w:r>
+          </w:p>
+        </w:tc>
+      </w:tr>
+      <w:tr>
+        <w:tc>
+          <w:tcPr>
+            <w:tcW w:type="dxa" w:w="4320"/>
+          </w:tcPr>
+          <w:p>
+            <w:r>
+              <w:rPr>
+                <w:b w:val="0"/>
+                <w:sz w:val="20"/>
+              </w:rPr>
+              <w:t>Estado evaluado de las seis variables con rango</w:t>
+            </w:r>
+          </w:p>
+        </w:tc>
+        <w:tc>
+          <w:tcPr>
+            <w:tcW w:type="dxa" w:w="4320"/>
+          </w:tcPr>
+          <w:p>
+            <w:r>
+              <w:rPr>
+                <w:b w:val="0"/>
+                <w:sz w:val="20"/>
+              </w:rPr>
+              <w:t>dentro</w:t>
+            </w:r>
+          </w:p>
+        </w:tc>
+      </w:tr>
+      <w:tr>
+        <w:tc>
+          <w:tcPr>
+            <w:tcW w:type="dxa" w:w="4320"/>
+          </w:tcPr>
+          <w:p>
+            <w:r>
+              <w:rPr>
+                <w:b w:val="0"/>
+                <w:sz w:val="20"/>
+              </w:rPr>
+              <w:t>Estado del pH forzado (rango 5,5 a 6,5)</w:t>
+            </w:r>
+          </w:p>
+        </w:tc>
+        <w:tc>
+          <w:tcPr>
+            <w:tcW w:type="dxa" w:w="4320"/>
+          </w:tcPr>
+          <w:p>
+            <w:r>
+              <w:rPr>
+                <w:b w:val="0"/>
+                <w:sz w:val="20"/>
+              </w:rPr>
+              <w:t>bajo → genera la alerta</w:t>
+            </w:r>
+          </w:p>
+        </w:tc>
+      </w:tr>
+      <w:tr>
+        <w:tc>
+          <w:tcPr>
+            <w:tcW w:type="dxa" w:w="4320"/>
+          </w:tcPr>
+          <w:p>
+            <w:r>
+              <w:rPr>
+                <w:b w:val="0"/>
+                <w:sz w:val="20"/>
+              </w:rPr>
+              <w:t>Variable sin rango configurado (nivel_agua)</w:t>
+            </w:r>
+          </w:p>
+        </w:tc>
+        <w:tc>
+          <w:tcPr>
+            <w:tcW w:type="dxa" w:w="4320"/>
+          </w:tcPr>
+          <w:p>
+            <w:r>
+              <w:rPr>
+                <w:b w:val="0"/>
+                <w:sz w:val="20"/>
+              </w:rPr>
+              <w:t>sin_rango, sin alerta inventada</w:t>
+            </w:r>
+          </w:p>
+        </w:tc>
+      </w:tr>
+    </w:tbl>
+    <w:p/>
+    <w:p>
+      <w:r>
+        <w:rPr>
+          <w:b w:val="0"/>
+          <w:sz w:val="22"/>
+        </w:rPr>
+        <w:t>Verificación 2 — arranque en frío. Se inició el simulador antes que el servicio</w:t>
+      </w:r>
+    </w:p>
+    <w:p>
+      <w:r>
+        <w:rPr>
+          <w:b w:val="0"/>
+          <w:sz w:val="22"/>
+        </w:rPr>
+        <w:t>y el servicio se levantó cuatro segundos después. El primer ciclo no pudo enviar y las</w:t>
+      </w:r>
+    </w:p>
+    <w:p>
+      <w:r>
+        <w:rPr>
+          <w:b w:val="0"/>
+          <w:sz w:val="22"/>
+        </w:rPr>
+        <w:t>lecturas quedaron en la memoria del dispositivo; en el ciclo siguiente se</w:t>
+      </w:r>
+    </w:p>
+    <w:p>
+      <w:r>
+        <w:rPr>
+          <w:b w:val="0"/>
+          <w:sz w:val="22"/>
+        </w:rPr>
+        <w:t>recuperaron con su valor original (pH 6,31 y EC 1,57) y el resumen cerró con cero</w:t>
+      </w:r>
+    </w:p>
+    <w:p>
+      <w:r>
+        <w:rPr>
+          <w:b w:val="0"/>
+          <w:sz w:val="22"/>
+        </w:rPr>
+        <w:t>lecturas sin enviar. Es el comportamiento que debe implementar el firmware y que la</w:t>
+      </w:r>
+    </w:p>
+    <w:p>
+      <w:r>
+        <w:rPr>
+          <w:b w:val="0"/>
+          <w:sz w:val="22"/>
+        </w:rPr>
+        <w:t>tutoría señaló como riesgo (observación B-4).</w:t>
+      </w:r>
+    </w:p>
+    <w:p>
+      <w:r>
+        <w:rPr>
+          <w:b w:val="0"/>
+          <w:sz w:val="22"/>
+        </w:rPr>
+        <w:t>Verificación 3 — reglas del servicio. El conjunto de pruebas automatizadas quedó en</w:t>
+      </w:r>
+    </w:p>
+    <w:p>
+      <w:r>
+        <w:rPr>
+          <w:b w:val="0"/>
+          <w:sz w:val="22"/>
+        </w:rPr>
+        <w:t>87 casos aprobados en 3,27 s, incluidos los dos que fijan la regla de la alerta: una</w:t>
+      </w:r>
+    </w:p>
+    <w:p>
+      <w:r>
+        <w:rPr>
+          <w:b w:val="0"/>
+          <w:sz w:val="22"/>
+        </w:rPr>
+        <w:t>lectura fuera de rango genera exactamente una alerta y una lectura dentro del rango</w:t>
+      </w:r>
+    </w:p>
+    <w:p>
+      <w:r>
+        <w:rPr>
+          <w:b w:val="0"/>
+          <w:sz w:val="22"/>
+        </w:rPr>
+        <w:t>no genera ninguna.</w:t>
+      </w:r>
+    </w:p>
+    <w:p>
+      <w:pPr>
+        <w:pStyle w:val="Heading2"/>
+      </w:pPr>
+      <w:r>
+        <w:t>8.1 Consumo de la base de datos</w:t>
+      </w:r>
+    </w:p>
+    <w:p>
+      <w:r>
+        <w:rPr>
+          <w:b w:val="0"/>
+          <w:sz w:val="22"/>
+        </w:rPr>
+        <w:t>Cada envío escribe siete documentos (uno por variable) más la alerta cuando</w:t>
+      </w:r>
+    </w:p>
+    <w:p>
+      <w:r>
+        <w:rPr>
+          <w:b w:val="0"/>
+          <w:sz w:val="22"/>
+        </w:rPr>
+        <w:t>corresponde. La capa gratuita de Cloud Firestore admite **20 000 escrituras y 50 000</w:t>
+      </w:r>
+    </w:p>
+    <w:p>
+      <w:r>
+        <w:rPr>
+          <w:b w:val="0"/>
+          <w:sz w:val="22"/>
+        </w:rPr>
+        <w:t>lecturas por día**, 1 GiB almacenado y 10 GiB de salida al mes</w:t>
+      </w:r>
+    </w:p>
+    <w:p>
+      <w:r>
+        <w:rPr>
+          <w:b w:val="0"/>
+          <w:sz w:val="22"/>
+        </w:rPr>
+        <w:t>(cuotas y límites).</w:t>
+      </w:r>
+    </w:p>
+    <w:tbl>
+      <w:tblPr>
+        <w:tblStyle w:val="TableGrid"/>
+        <w:tblW w:type="auto" w:w="0"/>
+        <w:jc w:val="center"/>
+        <w:tblLook w:firstColumn="1" w:firstRow="1" w:lastColumn="0" w:lastRow="0" w:noHBand="0" w:noVBand="1" w:val="04A0"/>
+      </w:tblPr>
+      <w:tblGrid>
+        <w:gridCol w:w="2880"/>
+        <w:gridCol w:w="2880"/>
+        <w:gridCol w:w="2880"/>
+      </w:tblGrid>
+      <w:tr>
+        <w:tc>
+          <w:tcPr>
+            <w:tcW w:type="dxa" w:w="2880"/>
+          </w:tcPr>
+          <w:p>
+            <w:r>
+              <w:rPr>
+                <w:b/>
+                <w:sz w:val="20"/>
+              </w:rPr>
+              <w:t>Intervalo</w:t>
+            </w:r>
+          </w:p>
+        </w:tc>
+        <w:tc>
+          <w:tcPr>
+            <w:tcW w:type="dxa" w:w="2880"/>
+          </w:tcPr>
+          <w:p>
+            <w:r>
+              <w:rPr>
+                <w:b/>
+                <w:sz w:val="20"/>
+              </w:rPr>
+              <w:t>Documentos por día</w:t>
+            </w:r>
+          </w:p>
+        </w:tc>
+        <w:tc>
+          <w:tcPr>
+            <w:tcW w:type="dxa" w:w="2880"/>
+          </w:tcPr>
+          <w:p>
+            <w:r>
+              <w:rPr>
+                <w:b/>
+                <w:sz w:val="20"/>
+              </w:rPr>
+              <w:t>% de la cuota de escritura</w:t>
+            </w:r>
+          </w:p>
+        </w:tc>
+      </w:tr>
+      <w:tr>
+        <w:tc>
+          <w:tcPr>
+            <w:tcW w:type="dxa" w:w="2880"/>
+          </w:tcPr>
+          <w:p>
+            <w:r>
+              <w:rPr>
+                <w:b w:val="0"/>
+                <w:sz w:val="20"/>
+              </w:rPr>
+              <w:t>30 segundos</w:t>
+            </w:r>
+          </w:p>
+        </w:tc>
+        <w:tc>
+          <w:tcPr>
+            <w:tcW w:type="dxa" w:w="2880"/>
+          </w:tcPr>
+          <w:p>
+            <w:r>
+              <w:rPr>
+                <w:b w:val="0"/>
+                <w:sz w:val="20"/>
+              </w:rPr>
+              <w:t>20 160</w:t>
+            </w:r>
+          </w:p>
+        </w:tc>
+        <w:tc>
+          <w:tcPr>
+            <w:tcW w:type="dxa" w:w="2880"/>
+          </w:tcPr>
+          <w:p>
+            <w:r>
+              <w:rPr>
+                <w:b w:val="0"/>
+                <w:sz w:val="20"/>
+              </w:rPr>
+              <w:t>101 % — la excede</w:t>
+            </w:r>
+          </w:p>
+        </w:tc>
+      </w:tr>
+      <w:tr>
+        <w:tc>
+          <w:tcPr>
+            <w:tcW w:type="dxa" w:w="2880"/>
+          </w:tcPr>
+          <w:p>
+            <w:r>
+              <w:rPr>
+                <w:b w:val="0"/>
+                <w:sz w:val="20"/>
+              </w:rPr>
+              <w:t>1 minuto</w:t>
+            </w:r>
+          </w:p>
+        </w:tc>
+        <w:tc>
+          <w:tcPr>
+            <w:tcW w:type="dxa" w:w="2880"/>
+          </w:tcPr>
+          <w:p>
+            <w:r>
+              <w:rPr>
+                <w:b w:val="0"/>
+                <w:sz w:val="20"/>
+              </w:rPr>
+              <w:t>10 080</w:t>
+            </w:r>
+          </w:p>
+        </w:tc>
+        <w:tc>
+          <w:tcPr>
+            <w:tcW w:type="dxa" w:w="2880"/>
+          </w:tcPr>
+          <w:p>
+            <w:r>
+              <w:rPr>
+                <w:b w:val="0"/>
+                <w:sz w:val="20"/>
+              </w:rPr>
+              <w:t>50 %</w:t>
+            </w:r>
+          </w:p>
+        </w:tc>
+      </w:tr>
+      <w:tr>
+        <w:tc>
+          <w:tcPr>
+            <w:tcW w:type="dxa" w:w="2880"/>
+          </w:tcPr>
+          <w:p>
+            <w:r>
+              <w:rPr>
+                <w:b w:val="0"/>
+                <w:sz w:val="20"/>
+              </w:rPr>
+              <w:t>5 minutos</w:t>
+            </w:r>
+          </w:p>
+        </w:tc>
+        <w:tc>
+          <w:tcPr>
+            <w:tcW w:type="dxa" w:w="2880"/>
+          </w:tcPr>
+          <w:p>
+            <w:r>
+              <w:rPr>
+                <w:b w:val="0"/>
+                <w:sz w:val="20"/>
+              </w:rPr>
+              <w:t>2 016</w:t>
+            </w:r>
+          </w:p>
+        </w:tc>
+        <w:tc>
+          <w:tcPr>
+            <w:tcW w:type="dxa" w:w="2880"/>
+          </w:tcPr>
+          <w:p>
+            <w:r>
+              <w:rPr>
+                <w:b w:val="0"/>
+                <w:sz w:val="20"/>
+              </w:rPr>
+              <w:t>10 %</w:t>
+            </w:r>
+          </w:p>
+        </w:tc>
+      </w:tr>
+      <w:tr>
+        <w:tc>
+          <w:tcPr>
+            <w:tcW w:type="dxa" w:w="2880"/>
+          </w:tcPr>
+          <w:p>
+            <w:r>
+              <w:rPr>
+                <w:b w:val="0"/>
+                <w:sz w:val="20"/>
+              </w:rPr>
+              <w:t>10 minutos</w:t>
+            </w:r>
+          </w:p>
+        </w:tc>
+        <w:tc>
+          <w:tcPr>
+            <w:tcW w:type="dxa" w:w="2880"/>
+          </w:tcPr>
+          <w:p>
+            <w:r>
+              <w:rPr>
+                <w:b w:val="0"/>
+                <w:sz w:val="20"/>
+              </w:rPr>
+              <w:t>1 008</w:t>
+            </w:r>
+          </w:p>
+        </w:tc>
+        <w:tc>
+          <w:tcPr>
+            <w:tcW w:type="dxa" w:w="2880"/>
+          </w:tcPr>
+          <w:p>
+            <w:r>
+              <w:rPr>
+                <w:b w:val="0"/>
+                <w:sz w:val="20"/>
+              </w:rPr>
+              <w:t>5 %</w:t>
+            </w:r>
+          </w:p>
+        </w:tc>
+      </w:tr>
+    </w:tbl>
+    <w:p/>
+    <w:p>
+      <w:r>
+        <w:rPr>
+          <w:b w:val="0"/>
+          <w:sz w:val="22"/>
+        </w:rPr>
+        <w:t>Decisión: el intervalo de referencia del prototipo se fija en cinco minutos, que</w:t>
+      </w:r>
+    </w:p>
+    <w:p>
+      <w:r>
+        <w:rPr>
+          <w:b w:val="0"/>
+          <w:sz w:val="22"/>
+        </w:rPr>
+        <w:t>consume una décima parte de la cuota y deja margen para las alertas y las consultas del</w:t>
+      </w:r>
+    </w:p>
+    <w:p>
+      <w:r>
+        <w:rPr>
+          <w:b w:val="0"/>
+          <w:sz w:val="22"/>
+        </w:rPr>
+        <w:t>panel. El almacenamiento no es el factor limitante: unos 30 MB al mes.</w:t>
+      </w:r>
+    </w:p>
+    <w:p>
+      <w:r>
+        <w:rPr>
+          <w:b w:val="0"/>
+          <w:sz w:val="22"/>
+        </w:rPr>
+        <w:t>El detalle, el guion de la demostración y las pruebas quedaron en</w:t>
+      </w:r>
+    </w:p>
+    <w:p>
+      <w:r>
+        <w:rPr>
+          <w:b w:val="0"/>
+          <w:sz w:val="22"/>
+        </w:rPr>
+        <w:t>docs/16_SIMULADOR_DEL_DISPOSITIVO.md.</w:t>
+      </w:r>
+    </w:p>
+    <w:p>
+      <w:r>
+        <w:rPr>
+          <w:b w:val="0"/>
+          <w:color w:val="555555"/>
+          <w:sz w:val="18"/>
+        </w:rPr>
+        <w:t>____________________________________________________________</w:t>
+      </w:r>
+    </w:p>
+    <w:p>
+      <w:pPr>
+        <w:pStyle w:val="Heading1"/>
+      </w:pPr>
+      <w:r>
+        <w:t>9. Próximos pasos</w:t>
       </w:r>
     </w:p>
     <w:tbl>
@@ -2919,7 +3603,7 @@
                 <w:b w:val="0"/>
                 <w:sz w:val="20"/>
               </w:rPr>
-              <w:t>Simulador del dispositivo que envía lecturas con la clave, para el flujo completo del E2</w:t>
+              <w:t>Resto de las observaciones de redacción (A-1, A-2, A-3, A-6, A-7, A-8, A-9, A-10)</w:t>
             </w:r>
           </w:p>
         </w:tc>
@@ -2933,7 +3617,7 @@
                 <w:b w:val="0"/>
                 <w:sz w:val="20"/>
               </w:rPr>
-              <w:t>Antes del sábado 26</w:t>
+              <w:t>Durante la semana</w:t>
             </w:r>
           </w:p>
         </w:tc>
@@ -2963,7 +3647,7 @@
                 <w:b w:val="0"/>
                 <w:sz w:val="20"/>
               </w:rPr>
-              <w:t>Reintento y memoria en el dispositivo ante los 60 s de arranque en frío del servicio</w:t>
+              <w:t>Crear módulos, perfiles y rangos reales en la base publicada y ensayar el guion del E2</w:t>
             </w:r>
           </w:p>
         </w:tc>
@@ -2994,94 +3678,6 @@
                 <w:sz w:val="20"/>
               </w:rPr>
               <w:t>3</w:t>
-            </w:r>
-          </w:p>
-        </w:tc>
-        <w:tc>
-          <w:tcPr>
-            <w:tcW w:type="dxa" w:w="2880"/>
-          </w:tcPr>
-          <w:p>
-            <w:r>
-              <w:rPr>
-                <w:b w:val="0"/>
-                <w:sz w:val="20"/>
-              </w:rPr>
-              <w:t>Cálculo del consumo diario de Firestore y su documentación</w:t>
-            </w:r>
-          </w:p>
-        </w:tc>
-        <w:tc>
-          <w:tcPr>
-            <w:tcW w:type="dxa" w:w="2880"/>
-          </w:tcPr>
-          <w:p>
-            <w:r>
-              <w:rPr>
-                <w:b w:val="0"/>
-                <w:sz w:val="20"/>
-              </w:rPr>
-              <w:t>Antes del sábado 26</w:t>
-            </w:r>
-          </w:p>
-        </w:tc>
-      </w:tr>
-      <w:tr>
-        <w:tc>
-          <w:tcPr>
-            <w:tcW w:type="dxa" w:w="2880"/>
-          </w:tcPr>
-          <w:p>
-            <w:r>
-              <w:rPr>
-                <w:b w:val="0"/>
-                <w:sz w:val="20"/>
-              </w:rPr>
-              <w:t>4</w:t>
-            </w:r>
-          </w:p>
-        </w:tc>
-        <w:tc>
-          <w:tcPr>
-            <w:tcW w:type="dxa" w:w="2880"/>
-          </w:tcPr>
-          <w:p>
-            <w:r>
-              <w:rPr>
-                <w:b w:val="0"/>
-                <w:sz w:val="20"/>
-              </w:rPr>
-              <w:t>Resto de las observaciones de redacción (A-1, A-2, A-3, A-6, A-7, A-8, A-9, A-10)</w:t>
-            </w:r>
-          </w:p>
-        </w:tc>
-        <w:tc>
-          <w:tcPr>
-            <w:tcW w:type="dxa" w:w="2880"/>
-          </w:tcPr>
-          <w:p>
-            <w:r>
-              <w:rPr>
-                <w:b w:val="0"/>
-                <w:sz w:val="20"/>
-              </w:rPr>
-              <w:t>Durante la semana</w:t>
-            </w:r>
-          </w:p>
-        </w:tc>
-      </w:tr>
-      <w:tr>
-        <w:tc>
-          <w:tcPr>
-            <w:tcW w:type="dxa" w:w="2880"/>
-          </w:tcPr>
-          <w:p>
-            <w:r>
-              <w:rPr>
-                <w:b w:val="0"/>
-                <w:sz w:val="20"/>
-              </w:rPr>
-              <w:t>5</w:t>
             </w:r>
           </w:p>
         </w:tc>

--- a/docs/BITACORA_MARTES_2026-09-22.docx
+++ b/docs/BITACORA_MARTES_2026-09-22.docx
@@ -2282,7 +2282,7 @@
                 <w:b w:val="0"/>
                 <w:sz w:val="20"/>
               </w:rPr>
-              <w:t>Verificación de antecedentes, fuentes con URL y fecha, datos reales en el Capítulo 1</w:t>
+              <w:t>Verificación de antecedentes, fuentes con URL y fecha, datos reales en el Capítulo 1, coherencia MoSCoW, métricas de los RNF, diccionario del entregable, versiones y plataforma de despliegue, contrato con las rutas de perfiles (A-1, A-2, A-3, A-5, A-6, A-7, A-8, A-9 y A-10)</w:t>
             </w:r>
           </w:p>
         </w:tc>
@@ -2296,7 +2296,7 @@
                 <w:b w:val="0"/>
                 <w:sz w:val="20"/>
               </w:rPr>
-              <w:t>A-1, A-2, A-3, A-4, A-6, A-7, A-8, A-9, A-10, A-12</w:t>
+              <w:t>A-4 (requiere el dato del autor), A-11 y A-12</w:t>
             </w:r>
           </w:p>
         </w:tc>
@@ -2340,7 +2340,7 @@
                 <w:b w:val="0"/>
                 <w:sz w:val="20"/>
               </w:rPr>
-              <w:t>Dispositivo simulado, reintento con memoria y consumo de la base (B-3, B-4 y B-5)</w:t>
+              <w:t>Dispositivo simulado, reintento con memoria, consumo de la base (B-3, B-4 y B-5) y trazabilidad de quién registró la lectura (B-2)</w:t>
             </w:r>
           </w:p>
         </w:tc>
@@ -2354,7 +2354,7 @@
                 <w:b w:val="0"/>
                 <w:sz w:val="20"/>
               </w:rPr>
-              <w:t>B-1 y B-2</w:t>
+              <w:t>B-1 (operaciones de administración de usuarios en el servicio)</w:t>
             </w:r>
           </w:p>
         </w:tc>
@@ -3519,7 +3519,552 @@
         <w:pStyle w:val="Heading1"/>
       </w:pPr>
       <w:r>
-        <w:t>9. Próximos pasos</w:t>
+        <w:t>9. Observaciones de redacción atendidas</w:t>
+      </w:r>
+    </w:p>
+    <w:p>
+      <w:r>
+        <w:rPr>
+          <w:b w:val="0"/>
+          <w:sz w:val="22"/>
+        </w:rPr>
+        <w:t>Además de la verificación de los antecedentes, se resolvieron las observaciones de</w:t>
+      </w:r>
+    </w:p>
+    <w:p>
+      <w:r>
+        <w:rPr>
+          <w:b w:val="0"/>
+          <w:sz w:val="22"/>
+        </w:rPr>
+        <w:t>coherencia interna del documento. Cada una obligó a decidir, no solo a redactar:</w:t>
+      </w:r>
+    </w:p>
+    <w:tbl>
+      <w:tblPr>
+        <w:tblStyle w:val="TableGrid"/>
+        <w:tblW w:type="auto" w:w="0"/>
+        <w:jc w:val="center"/>
+        <w:tblLook w:firstColumn="1" w:firstRow="1" w:lastColumn="0" w:lastRow="0" w:noHBand="0" w:noVBand="1" w:val="04A0"/>
+      </w:tblPr>
+      <w:tblGrid>
+        <w:gridCol w:w="2880"/>
+        <w:gridCol w:w="2880"/>
+        <w:gridCol w:w="2880"/>
+      </w:tblGrid>
+      <w:tr>
+        <w:tc>
+          <w:tcPr>
+            <w:tcW w:type="dxa" w:w="2880"/>
+          </w:tcPr>
+          <w:p>
+            <w:r>
+              <w:rPr>
+                <w:b/>
+                <w:sz w:val="20"/>
+              </w:rPr>
+              <w:t>#</w:t>
+            </w:r>
+          </w:p>
+        </w:tc>
+        <w:tc>
+          <w:tcPr>
+            <w:tcW w:type="dxa" w:w="2880"/>
+          </w:tcPr>
+          <w:p>
+            <w:r>
+              <w:rPr>
+                <w:b/>
+                <w:sz w:val="20"/>
+              </w:rPr>
+              <w:t>Observación de la tutoría</w:t>
+            </w:r>
+          </w:p>
+        </w:tc>
+        <w:tc>
+          <w:tcPr>
+            <w:tcW w:type="dxa" w:w="2880"/>
+          </w:tcPr>
+          <w:p>
+            <w:r>
+              <w:rPr>
+                <w:b/>
+                <w:sz w:val="20"/>
+              </w:rPr>
+              <w:t>Decisión tomada</w:t>
+            </w:r>
+          </w:p>
+        </w:tc>
+      </w:tr>
+      <w:tr>
+        <w:tc>
+          <w:tcPr>
+            <w:tcW w:type="dxa" w:w="2880"/>
+          </w:tcPr>
+          <w:p>
+            <w:r>
+              <w:rPr>
+                <w:b w:val="0"/>
+                <w:sz w:val="20"/>
+              </w:rPr>
+              <w:t>A-1</w:t>
+            </w:r>
+          </w:p>
+        </w:tc>
+        <w:tc>
+          <w:tcPr>
+            <w:tcW w:type="dxa" w:w="2880"/>
+          </w:tcPr>
+          <w:p>
+            <w:r>
+              <w:rPr>
+                <w:b w:val="0"/>
+                <w:sz w:val="20"/>
+              </w:rPr>
+              <w:t>El contexto de ubicación y clima (Open-Meteo y geolocator) no responde a ningún requisito</w:t>
+            </w:r>
+          </w:p>
+        </w:tc>
+        <w:tc>
+          <w:tcPr>
+            <w:tcW w:type="dxa" w:w="2880"/>
+          </w:tcPr>
+          <w:p>
+            <w:r>
+              <w:rPr>
+                <w:b w:val="0"/>
+                <w:sz w:val="20"/>
+              </w:rPr>
+              <w:t>Se declara fuera del alcance evaluado: se conserva como funcionalidad complementaria del proyecto acumulativo, sin requisito ni criterio de aceptación, y se retira de la categoría «Could»</w:t>
+            </w:r>
+          </w:p>
+        </w:tc>
+      </w:tr>
+      <w:tr>
+        <w:tc>
+          <w:tcPr>
+            <w:tcW w:type="dxa" w:w="2880"/>
+          </w:tcPr>
+          <w:p>
+            <w:r>
+              <w:rPr>
+                <w:b w:val="0"/>
+                <w:sz w:val="20"/>
+              </w:rPr>
+              <w:t>A-2</w:t>
+            </w:r>
+          </w:p>
+        </w:tc>
+        <w:tc>
+          <w:tcPr>
+            <w:tcW w:type="dxa" w:w="2880"/>
+          </w:tcPr>
+          <w:p>
+            <w:r>
+              <w:rPr>
+                <w:b w:val="0"/>
+                <w:sz w:val="20"/>
+              </w:rPr>
+              <w:t>«Correo» y «Excel/PDF» figuraban como «Could» en una tabla de capacidades fuera de alcance</w:t>
+            </w:r>
+          </w:p>
+        </w:tc>
+        <w:tc>
+          <w:tcPr>
+            <w:tcW w:type="dxa" w:w="2880"/>
+          </w:tcPr>
+          <w:p>
+            <w:r>
+              <w:rPr>
+                <w:b w:val="0"/>
+                <w:sz w:val="20"/>
+              </w:rPr>
+              <w:t>Se declaran capacidades diferidas (trabajo futuro) y el título de la tabla distingue unas de otras: tres excluidas y dos diferidas</w:t>
+            </w:r>
+          </w:p>
+        </w:tc>
+      </w:tr>
+      <w:tr>
+        <w:tc>
+          <w:tcPr>
+            <w:tcW w:type="dxa" w:w="2880"/>
+          </w:tcPr>
+          <w:p>
+            <w:r>
+              <w:rPr>
+                <w:b w:val="0"/>
+                <w:sz w:val="20"/>
+              </w:rPr>
+              <w:t>A-3</w:t>
+            </w:r>
+          </w:p>
+        </w:tc>
+        <w:tc>
+          <w:tcPr>
+            <w:tcW w:type="dxa" w:w="2880"/>
+          </w:tcPr>
+          <w:p>
+            <w:r>
+              <w:rPr>
+                <w:b w:val="0"/>
+                <w:sz w:val="20"/>
+              </w:rPr>
+              <w:t>RF-04 era «Could», pero RF-09 y el diccionario dependen de él</w:t>
+            </w:r>
+          </w:p>
+        </w:tc>
+        <w:tc>
+          <w:tcPr>
+            <w:tcW w:type="dxa" w:w="2880"/>
+          </w:tcPr>
+          <w:p>
+            <w:r>
+              <w:rPr>
+                <w:b w:val="0"/>
+                <w:sz w:val="20"/>
+              </w:rPr>
+              <w:t>El catálogo de las siete variables se declara dato inicial del sistema —vive en la definición del servicio y se carga con los datos de demostración—, de modo que RF-04 pasa a «Should» y nada depende de un requisito diferido</w:t>
+            </w:r>
+          </w:p>
+        </w:tc>
+      </w:tr>
+      <w:tr>
+        <w:tc>
+          <w:tcPr>
+            <w:tcW w:type="dxa" w:w="2880"/>
+          </w:tcPr>
+          <w:p>
+            <w:r>
+              <w:rPr>
+                <w:b w:val="0"/>
+                <w:sz w:val="20"/>
+              </w:rPr>
+              <w:t>A-6</w:t>
+            </w:r>
+          </w:p>
+        </w:tc>
+        <w:tc>
+          <w:tcPr>
+            <w:tcW w:type="dxa" w:w="2880"/>
+          </w:tcPr>
+          <w:p>
+            <w:r>
+              <w:rPr>
+                <w:b w:val="0"/>
+                <w:sz w:val="20"/>
+              </w:rPr>
+              <w:t>El apartado 2.4.1 justificaba el patrón con el RNF-07, que decía otra cosa</w:t>
+            </w:r>
+          </w:p>
+        </w:tc>
+        <w:tc>
+          <w:tcPr>
+            <w:tcW w:type="dxa" w:w="2880"/>
+          </w:tcPr>
+          <w:p>
+            <w:r>
+              <w:rPr>
+                <w:b w:val="0"/>
+                <w:sz w:val="20"/>
+              </w:rPr>
+              <w:t>El RNF-07 se alinea con lo que efectivamente justifica: contrato versionado, formato único de error y módulos con responsabilidades separadas</w:t>
+            </w:r>
+          </w:p>
+        </w:tc>
+      </w:tr>
+      <w:tr>
+        <w:tc>
+          <w:tcPr>
+            <w:tcW w:type="dxa" w:w="2880"/>
+          </w:tcPr>
+          <w:p>
+            <w:r>
+              <w:rPr>
+                <w:b w:val="0"/>
+                <w:sz w:val="20"/>
+              </w:rPr>
+              <w:t>A-7</w:t>
+            </w:r>
+          </w:p>
+        </w:tc>
+        <w:tc>
+          <w:tcPr>
+            <w:tcW w:type="dxa" w:w="2880"/>
+          </w:tcPr>
+          <w:p>
+            <w:r>
+              <w:rPr>
+                <w:b w:val="0"/>
+                <w:sz w:val="20"/>
+              </w:rPr>
+              <w:t>RNF-02, RNF-07 y RNF-08 tenían método de inspección, no métrica</w:t>
+            </w:r>
+          </w:p>
+        </w:tc>
+        <w:tc>
+          <w:tcPr>
+            <w:tcW w:type="dxa" w:w="2880"/>
+          </w:tcPr>
+          <w:p>
+            <w:r>
+              <w:rPr>
+                <w:b w:val="0"/>
+                <w:sz w:val="20"/>
+              </w:rPr>
+              <w:t>Los tres pasan a tener métrica verificable: cero credenciales en el repositorio y su historial, 100 % de respuestas 401 y 403 donde corresponde, cinco colecciones cerradas al cliente anónimo, 28 operaciones en el contrato y 100 % de lecturas con origen, autor y marca de tiempo</w:t>
+            </w:r>
+          </w:p>
+        </w:tc>
+      </w:tr>
+      <w:tr>
+        <w:tc>
+          <w:tcPr>
+            <w:tcW w:type="dxa" w:w="2880"/>
+          </w:tcPr>
+          <w:p>
+            <w:r>
+              <w:rPr>
+                <w:b w:val="0"/>
+                <w:sz w:val="20"/>
+              </w:rPr>
+              <w:t>A-8</w:t>
+            </w:r>
+          </w:p>
+        </w:tc>
+        <w:tc>
+          <w:tcPr>
+            <w:tcW w:type="dxa" w:w="2880"/>
+          </w:tcPr>
+          <w:p>
+            <w:r>
+              <w:rPr>
+                <w:b w:val="0"/>
+                <w:sz w:val="20"/>
+              </w:rPr>
+              <w:t>El entregable solo detallaba la colección lecturas</w:t>
+            </w:r>
+          </w:p>
+        </w:tc>
+        <w:tc>
+          <w:tcPr>
+            <w:tcW w:type="dxa" w:w="2880"/>
+          </w:tcPr>
+          <w:p>
+            <w:r>
+              <w:rPr>
+                <w:b w:val="0"/>
+                <w:sz w:val="20"/>
+              </w:rPr>
+              <w:t>Se describen las demás colecciones del modelo documental con sus campos: modulos_cultivo, perfiles_cultivo, rangos, alertas y usuarios</w:t>
+            </w:r>
+          </w:p>
+        </w:tc>
+      </w:tr>
+      <w:tr>
+        <w:tc>
+          <w:tcPr>
+            <w:tcW w:type="dxa" w:w="2880"/>
+          </w:tcPr>
+          <w:p>
+            <w:r>
+              <w:rPr>
+                <w:b w:val="0"/>
+                <w:sz w:val="20"/>
+              </w:rPr>
+              <w:t>A-9</w:t>
+            </w:r>
+          </w:p>
+        </w:tc>
+        <w:tc>
+          <w:tcPr>
+            <w:tcW w:type="dxa" w:w="2880"/>
+          </w:tcPr>
+          <w:p>
+            <w:r>
+              <w:rPr>
+                <w:b w:val="0"/>
+                <w:sz w:val="20"/>
+              </w:rPr>
+              <w:t>Faltaban las versiones del servicio y el despliegue decía «previsto»</w:t>
+            </w:r>
+          </w:p>
+        </w:tc>
+        <w:tc>
+          <w:tcPr>
+            <w:tcW w:type="dxa" w:w="2880"/>
+          </w:tcPr>
+          <w:p>
+            <w:r>
+              <w:rPr>
+                <w:b w:val="0"/>
+                <w:sz w:val="20"/>
+              </w:rPr>
+              <w:t>Se consignan FastAPI 0.141.1, uvicorn 0.52.4 y firebase-admin 7.5.0 sobre Python 3.13, y se nombra Render en capa gratuita y Firebase Hosting, que son las plataformas en uso</w:t>
+            </w:r>
+          </w:p>
+        </w:tc>
+      </w:tr>
+      <w:tr>
+        <w:tc>
+          <w:tcPr>
+            <w:tcW w:type="dxa" w:w="2880"/>
+          </w:tcPr>
+          <w:p>
+            <w:r>
+              <w:rPr>
+                <w:b w:val="0"/>
+                <w:sz w:val="20"/>
+              </w:rPr>
+              <w:t>A-10</w:t>
+            </w:r>
+          </w:p>
+        </w:tc>
+        <w:tc>
+          <w:tcPr>
+            <w:tcW w:type="dxa" w:w="2880"/>
+          </w:tcPr>
+          <w:p>
+            <w:r>
+              <w:rPr>
+                <w:b w:val="0"/>
+                <w:sz w:val="20"/>
+              </w:rPr>
+              <w:t>El contrato del entregable no incluía las rutas de perfiles</w:t>
+            </w:r>
+          </w:p>
+        </w:tc>
+        <w:tc>
+          <w:tcPr>
+            <w:tcW w:type="dxa" w:w="2880"/>
+          </w:tcPr>
+          <w:p>
+            <w:r>
+              <w:rPr>
+                <w:b w:val="0"/>
+                <w:sz w:val="20"/>
+              </w:rPr>
+              <w:t>Se agrega la fila de /api/v1/perfiles y se reproduce el contrato real de la versión 1</w:t>
+            </w:r>
+          </w:p>
+        </w:tc>
+      </w:tr>
+    </w:tbl>
+    <w:p/>
+    <w:p>
+      <w:r>
+        <w:rPr>
+          <w:b w:val="0"/>
+          <w:sz w:val="22"/>
+        </w:rPr>
+        <w:t>Trazabilidad de quién registró la lectura (B-2). El RNF-08 pedía conservar el</w:t>
+      </w:r>
+    </w:p>
+    <w:p>
+      <w:r>
+        <w:rPr>
+          <w:b w:val="0"/>
+          <w:sz w:val="22"/>
+        </w:rPr>
+        <w:t>dispositivo o el usuario que registró cada lectura, y el modelo solo guardaba el</w:t>
+      </w:r>
+    </w:p>
+    <w:p>
+      <w:r>
+        <w:rPr>
+          <w:b w:val="0"/>
+          <w:sz w:val="22"/>
+        </w:rPr>
+        <w:t>origen. Se incorporó el campo registrado_por, que resuelve el servidor: en el</w:t>
+      </w:r>
+    </w:p>
+    <w:p>
+      <w:r>
+        <w:rPr>
+          <w:b w:val="0"/>
+          <w:sz w:val="22"/>
+        </w:rPr>
+        <w:t>registro manual guarda el identificador del usuario de la sesión y en el envío del</w:t>
+      </w:r>
+    </w:p>
+    <w:p>
+      <w:r>
+        <w:rPr>
+          <w:b w:val="0"/>
+          <w:sz w:val="22"/>
+        </w:rPr>
+        <w:t>módulo de adquisición queda nulo, porque la lectura ya está identificada por su módulo</w:t>
+      </w:r>
+    </w:p>
+    <w:p>
+      <w:r>
+        <w:rPr>
+          <w:b w:val="0"/>
+          <w:sz w:val="22"/>
+        </w:rPr>
+        <w:t>y su origen automático. El contrato rechaza que el cliente declare ese campo, de modo</w:t>
+      </w:r>
+    </w:p>
+    <w:p>
+      <w:r>
+        <w:rPr>
+          <w:b w:val="0"/>
+          <w:sz w:val="22"/>
+        </w:rPr>
+        <w:t>que nadie puede atribuir una medición a otra persona. La decisión se acompaña de</w:t>
+      </w:r>
+    </w:p>
+    <w:p>
+      <w:r>
+        <w:rPr>
+          <w:b w:val="0"/>
+          <w:sz w:val="22"/>
+        </w:rPr>
+        <w:t>tres pruebas nuevas: el conjunto del servicio queda en 90 casos aprobados.</w:t>
+      </w:r>
+    </w:p>
+    <w:p>
+      <w:r>
+        <w:rPr>
+          <w:b w:val="0"/>
+          <w:sz w:val="22"/>
+        </w:rPr>
+        <w:t>El detalle de cada cambio, con los archivos regenerados, está en el plan de acción</w:t>
+      </w:r>
+    </w:p>
+    <w:p>
+      <w:r>
+        <w:rPr>
+          <w:b w:val="0"/>
+          <w:sz w:val="22"/>
+        </w:rPr>
+        <w:t>(Recomendaciones E1 - plan de accion.md) y en el informe de verificación</w:t>
+      </w:r>
+    </w:p>
+    <w:p>
+      <w:r>
+        <w:rPr>
+          <w:b w:val="0"/>
+          <w:sz w:val="22"/>
+        </w:rPr>
+        <w:t>(docs/15_VERIFICACION_DE_LOS_ANTECEDENTES.md).</w:t>
+      </w:r>
+    </w:p>
+    <w:p>
+      <w:r>
+        <w:rPr>
+          <w:b w:val="0"/>
+          <w:color w:val="555555"/>
+          <w:sz w:val="18"/>
+        </w:rPr>
+        <w:t>____________________________________________________________</w:t>
+      </w:r>
+    </w:p>
+    <w:p>
+      <w:pPr>
+        <w:pStyle w:val="Heading1"/>
+      </w:pPr>
+      <w:r>
+        <w:t>10. Próximos pasos</w:t>
       </w:r>
     </w:p>
     <w:tbl>
@@ -3603,50 +4148,6 @@
                 <w:b w:val="0"/>
                 <w:sz w:val="20"/>
               </w:rPr>
-              <w:t>Resto de las observaciones de redacción (A-1, A-2, A-3, A-6, A-7, A-8, A-9, A-10)</w:t>
-            </w:r>
-          </w:p>
-        </w:tc>
-        <w:tc>
-          <w:tcPr>
-            <w:tcW w:type="dxa" w:w="2880"/>
-          </w:tcPr>
-          <w:p>
-            <w:r>
-              <w:rPr>
-                <w:b w:val="0"/>
-                <w:sz w:val="20"/>
-              </w:rPr>
-              <w:t>Durante la semana</w:t>
-            </w:r>
-          </w:p>
-        </w:tc>
-      </w:tr>
-      <w:tr>
-        <w:tc>
-          <w:tcPr>
-            <w:tcW w:type="dxa" w:w="2880"/>
-          </w:tcPr>
-          <w:p>
-            <w:r>
-              <w:rPr>
-                <w:b w:val="0"/>
-                <w:sz w:val="20"/>
-              </w:rPr>
-              <w:t>2</w:t>
-            </w:r>
-          </w:p>
-        </w:tc>
-        <w:tc>
-          <w:tcPr>
-            <w:tcW w:type="dxa" w:w="2880"/>
-          </w:tcPr>
-          <w:p>
-            <w:r>
-              <w:rPr>
-                <w:b w:val="0"/>
-                <w:sz w:val="20"/>
-              </w:rPr>
               <w:t>Crear módulos, perfiles y rangos reales en la base publicada y ensayar el guion del E2</w:t>
             </w:r>
           </w:p>
@@ -3677,7 +4178,95 @@
                 <w:b w:val="0"/>
                 <w:sz w:val="20"/>
               </w:rPr>
+              <w:t>2</w:t>
+            </w:r>
+          </w:p>
+        </w:tc>
+        <w:tc>
+          <w:tcPr>
+            <w:tcW w:type="dxa" w:w="2880"/>
+          </w:tcPr>
+          <w:p>
+            <w:r>
+              <w:rPr>
+                <w:b w:val="0"/>
+                <w:sz w:val="20"/>
+              </w:rPr>
+              <w:t>Implementar en el servicio las operaciones de administración de usuarios (RF-02 y B-1)</w:t>
+            </w:r>
+          </w:p>
+        </w:tc>
+        <w:tc>
+          <w:tcPr>
+            <w:tcW w:type="dxa" w:w="2880"/>
+          </w:tcPr>
+          <w:p>
+            <w:r>
+              <w:rPr>
+                <w:b w:val="0"/>
+                <w:sz w:val="20"/>
+              </w:rPr>
+              <w:t>Antes del sábado 26</w:t>
+            </w:r>
+          </w:p>
+        </w:tc>
+      </w:tr>
+      <w:tr>
+        <w:tc>
+          <w:tcPr>
+            <w:tcW w:type="dxa" w:w="2880"/>
+          </w:tcPr>
+          <w:p>
+            <w:r>
+              <w:rPr>
+                <w:b w:val="0"/>
+                <w:sz w:val="20"/>
+              </w:rPr>
               <w:t>3</w:t>
+            </w:r>
+          </w:p>
+        </w:tc>
+        <w:tc>
+          <w:tcPr>
+            <w:tcW w:type="dxa" w:w="2880"/>
+          </w:tcPr>
+          <w:p>
+            <w:r>
+              <w:rPr>
+                <w:b w:val="0"/>
+                <w:sz w:val="20"/>
+              </w:rPr>
+              <w:t>Cerrar A-4 (ámbito del módulo piloto), A-11 y A-12 con el tutor</w:t>
+            </w:r>
+          </w:p>
+        </w:tc>
+        <w:tc>
+          <w:tcPr>
+            <w:tcW w:type="dxa" w:w="2880"/>
+          </w:tcPr>
+          <w:p>
+            <w:r>
+              <w:rPr>
+                <w:b w:val="0"/>
+                <w:sz w:val="20"/>
+              </w:rPr>
+              <w:t>Durante la semana</w:t>
+            </w:r>
+          </w:p>
+        </w:tc>
+      </w:tr>
+      <w:tr>
+        <w:tc>
+          <w:tcPr>
+            <w:tcW w:type="dxa" w:w="2880"/>
+          </w:tcPr>
+          <w:p>
+            <w:r>
+              <w:rPr>
+                <w:b w:val="0"/>
+                <w:sz w:val="20"/>
+              </w:rPr>
+              <w:t>4</w:t>
             </w:r>
           </w:p>
         </w:tc>

--- a/docs/BITACORA_MARTES_2026-09-22.docx
+++ b/docs/BITACORA_MARTES_2026-09-22.docx
@@ -3178,7 +3178,16 @@
           <w:b w:val="0"/>
           <w:sz w:val="22"/>
         </w:rPr>
-        <w:t>no genera ninguna.</w:t>
+        <w:t>no genera ninguna. *(Al cierre de la sesión, con las tres pruebas de trazabilidad del</w:t>
+      </w:r>
+    </w:p>
+    <w:p>
+      <w:r>
+        <w:rPr>
+          <w:b w:val="0"/>
+          <w:sz w:val="22"/>
+        </w:rPr>
+        <w:t>apartado 9, el conjunto queda en 90 casos.)*</w:t>
       </w:r>
     </w:p>
     <w:p>

--- a/docs/BITACORA_MARTES_2026-09-22.docx
+++ b/docs/BITACORA_MARTES_2026-09-22.docx
@@ -2340,7 +2340,7 @@
                 <w:b w:val="0"/>
                 <w:sz w:val="20"/>
               </w:rPr>
-              <w:t>Dispositivo simulado, reintento con memoria, consumo de la base (B-3, B-4 y B-5) y trazabilidad de quién registró la lectura (B-2)</w:t>
+              <w:t>Las cinco: dispositivo simulado, reintento con memoria, consumo de la base (B-3, B-4 y B-5), trazabilidad de quién registró la lectura (B-2) y administración de cuentas en el servicio (B-1)</w:t>
             </w:r>
           </w:p>
         </w:tc>
@@ -2354,7 +2354,7 @@
                 <w:b w:val="0"/>
                 <w:sz w:val="20"/>
               </w:rPr>
-              <w:t>B-1 (operaciones de administración de usuarios en el servicio)</w:t>
+              <w:t>—</w:t>
             </w:r>
           </w:p>
         </w:tc>
@@ -3820,7 +3820,7 @@
                 <w:b w:val="0"/>
                 <w:sz w:val="20"/>
               </w:rPr>
-              <w:t>Los tres pasan a tener métrica verificable: cero credenciales en el repositorio y su historial, 100 % de respuestas 401 y 403 donde corresponde, cinco colecciones cerradas al cliente anónimo, 28 operaciones en el contrato y 100 % de lecturas con origen, autor y marca de tiempo</w:t>
+              <w:t>Los tres pasan a tener métrica verificable: cero credenciales en el repositorio y su historial, 100 % de respuestas 401 y 403 donde corresponde, cinco colecciones cerradas al cliente anónimo, 32 operaciones en el contrato y 100 % de lecturas con origen, autor y marca de tiempo</w:t>
             </w:r>
           </w:p>
         </w:tc>
@@ -4073,7 +4073,368 @@
         <w:pStyle w:val="Heading1"/>
       </w:pPr>
       <w:r>
-        <w:t>10. Próximos pasos</w:t>
+        <w:t>10. Las cuentas se administran desde el servicio (B-1)</w:t>
+      </w:r>
+    </w:p>
+    <w:p>
+      <w:r>
+        <w:rPr>
+          <w:b w:val="0"/>
+          <w:sz w:val="22"/>
+        </w:rPr>
+        <w:t>El requisito funcional RF-02 pedía gestionar las cuentas y sus roles, y el servicio</w:t>
+      </w:r>
+    </w:p>
+    <w:p>
+      <w:r>
+        <w:rPr>
+          <w:b w:val="0"/>
+          <w:sz w:val="22"/>
+        </w:rPr>
+        <w:t>solo exponía el perfil propio: el panel de usuarios escribía **directamente en la base</w:t>
+      </w:r>
+    </w:p>
+    <w:p>
+      <w:r>
+        <w:rPr>
+          <w:b w:val="0"/>
+          <w:sz w:val="22"/>
+        </w:rPr>
+        <w:t>de datos**. Se agregaron cuatro operaciones, todas con autorización de administrador:</w:t>
+      </w:r>
+    </w:p>
+    <w:tbl>
+      <w:tblPr>
+        <w:tblStyle w:val="TableGrid"/>
+        <w:tblW w:type="auto" w:w="0"/>
+        <w:jc w:val="center"/>
+        <w:tblLook w:firstColumn="1" w:firstRow="1" w:lastColumn="0" w:lastRow="0" w:noHBand="0" w:noVBand="1" w:val="04A0"/>
+      </w:tblPr>
+      <w:tblGrid>
+        <w:gridCol w:w="4320"/>
+        <w:gridCol w:w="4320"/>
+      </w:tblGrid>
+      <w:tr>
+        <w:tc>
+          <w:tcPr>
+            <w:tcW w:type="dxa" w:w="4320"/>
+          </w:tcPr>
+          <w:p>
+            <w:r>
+              <w:rPr>
+                <w:b/>
+                <w:sz w:val="20"/>
+              </w:rPr>
+              <w:t>Operación</w:t>
+            </w:r>
+          </w:p>
+        </w:tc>
+        <w:tc>
+          <w:tcPr>
+            <w:tcW w:type="dxa" w:w="4320"/>
+          </w:tcPr>
+          <w:p>
+            <w:r>
+              <w:rPr>
+                <w:b/>
+                <w:sz w:val="20"/>
+              </w:rPr>
+              <w:t>Para qué</w:t>
+            </w:r>
+          </w:p>
+        </w:tc>
+      </w:tr>
+      <w:tr>
+        <w:tc>
+          <w:tcPr>
+            <w:tcW w:type="dxa" w:w="4320"/>
+          </w:tcPr>
+          <w:p>
+            <w:r>
+              <w:rPr>
+                <w:b w:val="0"/>
+                <w:sz w:val="20"/>
+              </w:rPr>
+              <w:t>GET /api/v1/usuarios</w:t>
+            </w:r>
+          </w:p>
+        </w:tc>
+        <w:tc>
+          <w:tcPr>
+            <w:tcW w:type="dxa" w:w="4320"/>
+          </w:tcPr>
+          <w:p>
+            <w:r>
+              <w:rPr>
+                <w:b w:val="0"/>
+                <w:sz w:val="20"/>
+              </w:rPr>
+              <w:t>Lista las cuentas con su rol y su estado</w:t>
+            </w:r>
+          </w:p>
+        </w:tc>
+      </w:tr>
+      <w:tr>
+        <w:tc>
+          <w:tcPr>
+            <w:tcW w:type="dxa" w:w="4320"/>
+          </w:tcPr>
+          <w:p>
+            <w:r>
+              <w:rPr>
+                <w:b w:val="0"/>
+                <w:sz w:val="20"/>
+              </w:rPr>
+              <w:t>GET /api/v1/usuarios/{uid}</w:t>
+            </w:r>
+          </w:p>
+        </w:tc>
+        <w:tc>
+          <w:tcPr>
+            <w:tcW w:type="dxa" w:w="4320"/>
+          </w:tcPr>
+          <w:p>
+            <w:r>
+              <w:rPr>
+                <w:b w:val="0"/>
+                <w:sz w:val="20"/>
+              </w:rPr>
+              <w:t>Consulta una cuenta</w:t>
+            </w:r>
+          </w:p>
+        </w:tc>
+      </w:tr>
+      <w:tr>
+        <w:tc>
+          <w:tcPr>
+            <w:tcW w:type="dxa" w:w="4320"/>
+          </w:tcPr>
+          <w:p>
+            <w:r>
+              <w:rPr>
+                <w:b w:val="0"/>
+                <w:sz w:val="20"/>
+              </w:rPr>
+              <w:t>PATCH /api/v1/usuarios/{uid}</w:t>
+            </w:r>
+          </w:p>
+        </w:tc>
+        <w:tc>
+          <w:tcPr>
+            <w:tcW w:type="dxa" w:w="4320"/>
+          </w:tcPr>
+          <w:p>
+            <w:r>
+              <w:rPr>
+                <w:b w:val="0"/>
+                <w:sz w:val="20"/>
+              </w:rPr>
+              <w:t>Modifica sus datos, cambia su rol, la activa o la desactiva</w:t>
+            </w:r>
+          </w:p>
+        </w:tc>
+      </w:tr>
+      <w:tr>
+        <w:tc>
+          <w:tcPr>
+            <w:tcW w:type="dxa" w:w="4320"/>
+          </w:tcPr>
+          <w:p>
+            <w:r>
+              <w:rPr>
+                <w:b w:val="0"/>
+                <w:sz w:val="20"/>
+              </w:rPr>
+              <w:t>DELETE /api/v1/usuarios/{uid}</w:t>
+            </w:r>
+          </w:p>
+        </w:tc>
+        <w:tc>
+          <w:tcPr>
+            <w:tcW w:type="dxa" w:w="4320"/>
+          </w:tcPr>
+          <w:p>
+            <w:r>
+              <w:rPr>
+                <w:b w:val="0"/>
+                <w:sz w:val="20"/>
+              </w:rPr>
+              <w:t>Elimina el perfil de la cuenta</w:t>
+            </w:r>
+          </w:p>
+        </w:tc>
+      </w:tr>
+    </w:tbl>
+    <w:p/>
+    <w:p>
+      <w:r>
+        <w:rPr>
+          <w:b w:val="0"/>
+          <w:sz w:val="22"/>
+        </w:rPr>
+        <w:t>Dos protecciones deliberadas. No se acepta un rol que el servicio no reconozca</w:t>
+      </w:r>
+    </w:p>
+    <w:p>
+      <w:r>
+        <w:rPr>
+          <w:b w:val="0"/>
+          <w:sz w:val="22"/>
+        </w:rPr>
+        <w:t>—dejaría una cuenta con un rol que no resuelve ninguna atribución— y la administración</w:t>
+      </w:r>
+    </w:p>
+    <w:p>
+      <w:r>
+        <w:rPr>
+          <w:b w:val="0"/>
+          <w:sz w:val="22"/>
+        </w:rPr>
+        <w:t>no puede quitarse a sí misma el rol, desactivar su cuenta ni eliminarla: sin esa</w:t>
+      </w:r>
+    </w:p>
+    <w:p>
+      <w:r>
+        <w:rPr>
+          <w:b w:val="0"/>
+          <w:sz w:val="22"/>
+        </w:rPr>
+        <w:t>comprobación, un descuido dejaría el sistema sin nadie que pueda administrarlo. La</w:t>
+      </w:r>
+    </w:p>
+    <w:p>
+      <w:r>
+        <w:rPr>
+          <w:b w:val="0"/>
+          <w:sz w:val="22"/>
+        </w:rPr>
+        <w:t>separación entre el perfil propio y la administración de las cuentas se resolvió con</w:t>
+      </w:r>
+    </w:p>
+    <w:p>
+      <w:r>
+        <w:rPr>
+          <w:b w:val="0"/>
+          <w:sz w:val="22"/>
+        </w:rPr>
+        <w:t>dos esquemas de entrada distintos, de modo que sea el contrato —y no solo la</w:t>
+      </w:r>
+    </w:p>
+    <w:p>
+      <w:r>
+        <w:rPr>
+          <w:b w:val="0"/>
+          <w:sz w:val="22"/>
+        </w:rPr>
+        <w:t>interfaz— el que impida la elevación de privilegios.</w:t>
+      </w:r>
+    </w:p>
+    <w:p>
+      <w:r>
+        <w:rPr>
+          <w:b w:val="0"/>
+          <w:sz w:val="22"/>
+        </w:rPr>
+        <w:t>Verificación. Dieciséis pruebas nuevas cubren el listado, la consulta, el cambio de</w:t>
+      </w:r>
+    </w:p>
+    <w:p>
+      <w:r>
+        <w:rPr>
+          <w:b w:val="0"/>
+          <w:sz w:val="22"/>
+        </w:rPr>
+        <w:t>rol, la desactivación —incluida su consecuencia: la cuenta desactivada deja de operar,</w:t>
+      </w:r>
+    </w:p>
+    <w:p>
+      <w:r>
+        <w:rPr>
+          <w:b w:val="0"/>
+          <w:sz w:val="22"/>
+        </w:rPr>
+        <w:t>porque la autorización se resuelve contra el perfil almacenado en cada petición—, el</w:t>
+      </w:r>
+    </w:p>
+    <w:p>
+      <w:r>
+        <w:rPr>
+          <w:b w:val="0"/>
+          <w:sz w:val="22"/>
+        </w:rPr>
+        <w:t>rechazo del rol inexistente y las tres protecciones. El contrato pasa de **28 a 32</w:t>
+      </w:r>
+    </w:p>
+    <w:p>
+      <w:r>
+        <w:rPr>
+          <w:b w:val="0"/>
+          <w:sz w:val="22"/>
+        </w:rPr>
+        <w:t>operaciones y el conjunto del servicio queda en 106 casos aprobados**.</w:t>
+      </w:r>
+    </w:p>
+    <w:p>
+      <w:r>
+        <w:rPr>
+          <w:b w:val="0"/>
+          <w:sz w:val="22"/>
+        </w:rPr>
+        <w:t>Lo que queda de este punto. El panel de usuarios puede migrar a estas operaciones</w:t>
+      </w:r>
+    </w:p>
+    <w:p>
+      <w:r>
+        <w:rPr>
+          <w:b w:val="0"/>
+          <w:sz w:val="22"/>
+        </w:rPr>
+        <w:t>—hoy sigue escribiendo en la base, que las reglas de seguridad permiten solo para la</w:t>
+      </w:r>
+    </w:p>
+    <w:p>
+      <w:r>
+        <w:rPr>
+          <w:b w:val="0"/>
+          <w:sz w:val="22"/>
+        </w:rPr>
+        <w:t>colección usuarios—; esa migración se deja para después del E2, cuando la migración</w:t>
+      </w:r>
+    </w:p>
+    <w:p>
+      <w:r>
+        <w:rPr>
+          <w:b w:val="0"/>
+          <w:sz w:val="22"/>
+        </w:rPr>
+        <w:t>no compita con la demostración del sábado. Hecha la migración, las reglas podrían</w:t>
+      </w:r>
+    </w:p>
+    <w:p>
+      <w:r>
+        <w:rPr>
+          <w:b w:val="0"/>
+          <w:sz w:val="22"/>
+        </w:rPr>
+        <w:t>cerrar también esa colección al cliente.</w:t>
+      </w:r>
+    </w:p>
+    <w:p>
+      <w:r>
+        <w:rPr>
+          <w:b w:val="0"/>
+          <w:color w:val="555555"/>
+          <w:sz w:val="18"/>
+        </w:rPr>
+        <w:t>____________________________________________________________</w:t>
+      </w:r>
+    </w:p>
+    <w:p>
+      <w:pPr>
+        <w:pStyle w:val="Heading1"/>
+      </w:pPr>
+      <w:r>
+        <w:t>11. Próximos pasos</w:t>
       </w:r>
     </w:p>
     <w:tbl>
@@ -4201,7 +4562,7 @@
                 <w:b w:val="0"/>
                 <w:sz w:val="20"/>
               </w:rPr>
-              <w:t>Implementar en el servicio las operaciones de administración de usuarios (RF-02 y B-1)</w:t>
+              <w:t>Cerrar A-4 (ámbito del módulo piloto), A-11 y A-12 con el tutor</w:t>
             </w:r>
           </w:p>
         </w:tc>
@@ -4215,7 +4576,7 @@
                 <w:b w:val="0"/>
                 <w:sz w:val="20"/>
               </w:rPr>
-              <w:t>Antes del sábado 26</w:t>
+              <w:t>Durante la semana</w:t>
             </w:r>
           </w:p>
         </w:tc>
@@ -4245,7 +4606,7 @@
                 <w:b w:val="0"/>
                 <w:sz w:val="20"/>
               </w:rPr>
-              <w:t>Cerrar A-4 (ámbito del módulo piloto), A-11 y A-12 con el tutor</w:t>
+              <w:t>Migrar el panel de usuarios a las operaciones del servicio y cerrar la colección en las reglas</w:t>
             </w:r>
           </w:p>
         </w:tc>
@@ -4259,7 +4620,7 @@
                 <w:b w:val="0"/>
                 <w:sz w:val="20"/>
               </w:rPr>
-              <w:t>Durante la semana</w:t>
+              <w:t>Después del E2</w:t>
             </w:r>
           </w:p>
         </w:tc>
